--- a/samples/sample.docx
+++ b/samples/sample.docx
@@ -539,7 +539,7 @@
         <w:br/>
         <w:t>result = convert("sample.docx", target="md")</w:t>
         <w:br/>
-        <w:t>print(result.output_path)</w:t>
+        <w:t>print(result.output)</w:t>
       </w:r>
     </w:p>
     <w:p>
